--- a/templates/openagreements-cc-by-4.0/openagreements-restrictive-covenant-utah/template.fill.docx
+++ b/templates/openagreements-cc-by-4.0/openagreements-restrictive-covenant-utah/template.fill.docx
@@ -1421,7 +1421,7 @@
         <w:ind w:left="720"/>
       </w:pPr>
       <w:r>
-        <w:t xml:space="preserve">Employer and Employee acknowledge that each restrictive covenant in this agreement is carefully drawn to protect one or more of Employer's Protected Interests and not to shield Employer from ordinary competition, as Utah common law requires (Robbins v. Finlay, 645 P.2d 623 (Utah 1982)). To the extent any covenant is a non-compete, the parties intend it to satisfy Utah's four-part reasonableness test as restated in England Logistics, Inc. v. Kelle's Transp. Serv., LLC, 2024 UT App 137: it is supported by consideration, was negotiated without bad faith, is necessary to protect the goodwill of the business, and is reasonable in its restrictions as to time and area. The parties further acknowledge that the Utah Post-Employment Restrictions Act supplements rather than replaces the common law, so a covenant within the statutory one-year cap must still be reasonable on the facts.</w:t>
+        <w:t xml:space="preserve">Employer and Employee acknowledge that each restrictive covenant in this agreement is carefully drawn to protect one or more of Employer's Protected Interests and not to shield Employer from ordinary competition. To the extent any covenant is a non-compete, the parties intend it to be supported by consideration, negotiated in good faith, no broader than necessary to protect the goodwill of the business, and reasonable in its restrictions as to time and area.</w:t>
       </w:r>
     </w:p>
     <w:p>
@@ -1450,7 +1450,7 @@
         <w:ind w:left="720"/>
       </w:pPr>
       <w:r>
-        <w:t xml:space="preserve">This agreement is effective as of the Effective Date listed in Cover Terms, and the parties intend that date to fix which regime of the Post-Employment Restrictions Act applies, including the one-year cap for non-competes entered on or after May 10, 2016, and the healthcare-worker and veterinarian bans for agreements entered on or after May 6, 2026. Employer and Employee agree that the offer of employment, including continued at-will employment, is sufficient consideration for the restrictive covenants under settled Utah law (England Logistics, Inc. v. Kelle's Transp. Serv., LLC, 2024 UT App 137; Allen v. Rose Park Pharmacy, 237 P.2d 823 (Utah 1951)), and that the terms of this agreement are not rendered unenforceable merely because they are harsh or the parties' obligations are unequal. Employer has given Employee a genuine opportunity to review this agreement and to consult with an attorney before signing, and confirms that it has not used a quick hire-and-fire to bind Employee to the covenants, so that the good-faith prong of the reasonableness analysis is satisfied.</w:t>
+        <w:t xml:space="preserve">This agreement is effective as of the Effective Date listed in Cover Terms. Employer and Employee agree that the offer of employment, including continued at-will employment, is sufficient consideration for the restrictive covenants, and that the terms of this agreement are not rendered unenforceable merely because they are harsh or the parties' obligations are unequal. Employer has given Employee a genuine opportunity to review this agreement and to consult with an attorney before signing, and confirms that it has not used a quick hire-and-fire to bind Employee to the covenants.</w:t>
       </w:r>
     </w:p>
     <w:p>
@@ -1479,7 +1479,7 @@
         <w:ind w:left="720"/>
       </w:pPr>
       <w:r>
-        <w:t xml:space="preserve">Employee must treat all Confidential Information as strictly confidential. Employee must not use or disclose Confidential Information except as required to perform authorized job duties or with Employer's prior written consent. Employee's obligations regarding trade secrets continue in perpetuity, for as long as the information remains a trade secret. Employee's obligations regarding other Confidential Information continue for the period specified in Cover Terms. A confidentiality agreement is excluded from the statutory definition of a non-compete agreement (Utah Code section 34-51-102(8)(b)) and so is not subject to the one-year cap; trade secrets are separately protected under the Utah Uniform Trade Secrets Act, Utah Code sections 13-24-1 through 13-24-9.</w:t>
+        <w:t xml:space="preserve">Employee must treat all Confidential Information as strictly confidential. Employee must not use or disclose Confidential Information except as required to perform authorized job duties or with Employer's prior written consent. Employee's obligations regarding trade secrets continue in perpetuity, for as long as the information remains a trade secret. Employee's obligations regarding other Confidential Information continue for the period specified in Cover Terms.</w:t>
       </w:r>
     </w:p>
     <w:p>
@@ -1571,7 +1571,7 @@
         <w:ind w:left="720"/>
       </w:pPr>
       <w:r>
-        <w:t xml:space="preserve">During the Restricted Period, Employee must not Solicit, recruit, hire, or attempt to hire any Covered Employee. This restriction does not prohibit Employee from providing a professional reference upon request or from hiring a person who responds to a general advertisement not directed specifically at Employer's employees. A nonsolicitation agreement is expressly excluded from the statutory definition of a non-compete agreement and is not subject to the one-year cap (Utah Code section 34-51-102(8)(b)); this covenant is drawn no broader than necessary to protect Employer's Protected Interests so that it remains reasonable under Utah common law and is not recharacterized as a de facto non-compete.</w:t>
+        <w:t xml:space="preserve">During the Restricted Period, Employee must not Solicit, recruit, hire, or attempt to hire any Covered Employee. This restriction does not prohibit Employee from providing a professional reference upon request or from hiring a person who responds to a general advertisement not directed specifically at Employer's employees. This covenant is drawn no broader than necessary to protect Employer's Protected Interests.</w:t>
       </w:r>
     </w:p>
     <w:p>
@@ -1610,7 +1610,7 @@
         <w:ind w:left="720"/>
       </w:pPr>
       <w:r>
-        <w:t xml:space="preserve">During the Restricted Period, Employee must not Solicit the business of any Covered Customer. A nonsolicitation agreement is excluded from the statutory non-compete definition and its one-year cap (Utah Code section 34-51-102(8)(b)), and this covenant is limited to customers, vendors, referral sources, and business partners the Employee actually served during the stated lookback so that it protects Employer's goodwill rather than operating as a general restraint on doing business. Because Utah measures soliciting by conduct Employee initiates, this covenant does not restrict Employee from serving a Covered Customer who first approaches Employee without any solicitation by Employee.</w:t>
+        <w:t xml:space="preserve">During the Restricted Period, Employee must not Solicit the business of any Covered Customer. This covenant is limited to customers, vendors, referral sources, and business partners the Employee actually served during the stated lookback. This covenant does not restrict Employee from serving a Covered Customer who first approaches Employee without any solicitation by Employee.</w:t>
       </w:r>
     </w:p>
     <w:p>
@@ -1649,7 +1649,7 @@
         <w:ind w:left="720"/>
       </w:pPr>
       <w:r>
-        <w:t xml:space="preserve">During the Restricted Period, Employee must not engage in, be employed by, consult for, or have an active ownership interest in any Competitive Business within the Restricted Territory. The Restricted Period for this covenant may not exceed one year from the day on which Employee is no longer employed by Employer, and the parties acknowledge that a non-compete agreement running longer than one year is void under Utah Code section 34-51-201(1). This covenant is drawn no broader than necessary to protect Employer's Protected Interests and is intended to satisfy Utah's four-part reasonableness test as to consideration, good faith, goodwill, and reasonable time and area. Passive Public Holdings are permitted. This covenant does not apply to a healthcare worker as a healthcare non-compete agreement, and does not apply to a veterinarian unless the veterinarian holds at least a five percent ownership interest in the business (Utah Code section 34-51-201(1)(b), (3)).</w:t>
+        <w:t xml:space="preserve">During the Restricted Period, Employee must not engage in, be employed by, consult for, or have an active ownership interest in any Competitive Business within the Restricted Territory. The Restricted Period for this covenant may not exceed one year from the day on which Employee is no longer employed by Employer. This covenant is drawn no broader than necessary to protect Employer's Protected Interests. Passive Public Holdings are permitted. This covenant does not apply to a healthcare worker as a healthcare non-compete agreement, and does not apply to a veterinarian unless the veterinarian holds at least a five percent ownership interest in the business (Utah Code section 34-51-201(1)(b), (3)).</w:t>
       </w:r>
     </w:p>
     <w:p>
@@ -1712,7 +1712,7 @@
         <w:ind w:left="720"/>
       </w:pPr>
       <w:r>
-        <w:t xml:space="preserve">The parties acknowledge that the covenants in this agreement are subject to the Utah Post-Employment Restrictions Act. A post-employment non-compete may not run more than one year from the day Employee's employment ends, and a covenant that violates that limit is void (Utah Code section 34-51-201(1)). The one-year cap does not apply to a covenant covered by the Act's exemptions: a reasonable severance agreement mutually and freely agreed upon in good faith at or after the time of termination, or a covenant arising out of the sale of a business where Employee receives value related to the sale; a severance agreement remains subject to common-law requirements (Utah Code section 34-51-202). Where Employer is a broadcasting company and Employee is an exempt broadcasting employee, any non-compete must sit within a written employment contract of reasonable duration and operates only where Employer terminates Employee for cause or Employee breaches the contract (Utah Code section 34-51-201(2)(a)). Employer and Employee may not enter into a healthcare non-compete agreement, may not enter into a veterinarian non-compete agreement unless the veterinarian holds at least a five percent ownership interest in the business, and may not enter into a healthcare nonsolicitation agreement that prevents a healthcare worker from informing a patient of the worker's current or future place of employment (Utah Code sections 34-51-201(1)(b), (3) and 34-51-203).</w:t>
+        <w:t xml:space="preserve">A post-employment non-compete under this agreement may not run more than one year from the day Employee's employment ends (Utah Code section 34-51-201(1)). The one-year cap does not apply to a covenant covered by the Act's exemptions: a reasonable severance agreement mutually and freely agreed upon in good faith at or after the time of termination, or a covenant arising out of the sale of a business where Employee receives value related to the sale; a severance agreement remains subject to common-law requirements (Utah Code section 34-51-202). Where Employer is a broadcasting company and Employee is an exempt broadcasting employee, any non-compete must sit within a written employment contract of reasonable duration and operates only where Employer terminates Employee for cause or Employee breaches the contract (Utah Code section 34-51-201(2)(a)). Employer and Employee may not enter into a healthcare non-compete agreement, may not enter into a veterinarian non-compete agreement unless the veterinarian holds at least a five percent ownership interest in the business, and may not enter into a healthcare nonsolicitation agreement that prevents a healthcare worker from informing a patient of the worker's current or future place of employment (Utah Code sections 34-51-201(1)(b), (3) and 34-51-203).</w:t>
       </w:r>
     </w:p>
     <w:p>
@@ -1770,7 +1770,7 @@
         <w:ind w:left="720"/>
       </w:pPr>
       <w:r>
-        <w:t xml:space="preserve">Employer may disclose the existence and terms of this agreement to any prospective employer or business associate of Employee if Employer has a reasonable belief that Employee may breach this agreement, and only as to a covenant Employer reasonably believes is enforceable. Employee consents to this disclosure. Employer acknowledges that escalating from notice to an enforcement action on a covenant later determined unenforceable exposes Employer to the employee's costs, fees, and actual damages under Utah Code section 34-51-301.</w:t>
+        <w:t xml:space="preserve">Employer may disclose the existence and terms of this agreement to any prospective employer or business associate of Employee if Employer has a reasonable belief that Employee may breach this agreement, and only as to a covenant Employer reasonably believes is enforceable. Employee consents to this disclosure.</w:t>
       </w:r>
     </w:p>
     <w:p>
@@ -1799,7 +1799,7 @@
         <w:ind w:left="720"/>
       </w:pPr>
       <w:r>
-        <w:t xml:space="preserve">If Employee breaches a nonsolicitation, confidentiality, or non-disparagement covenant in this agreement, the Restricted Period for that covenant is extended by one day for each day of the breach, so that the full duration of the restriction runs from the date the breach ends. This tolling does not apply to the non-competition covenant: because Utah measures the one-year cap from the day employment ends and voids a non-compete that runs longer (Utah Code section 34-51-201(1)), the non-competition covenant expires no later than one year after separation regardless of any breach, and no extension may push it past that date.</w:t>
+        <w:t xml:space="preserve">If Employee breaches a nonsolicitation, confidentiality, or non-disparagement covenant in this agreement, the Restricted Period for that covenant is extended by one day for each day of the breach, so that the full duration of the restriction runs from the date the breach ends. This tolling does not apply to the non-competition covenant, which expires no later than one year after the day Employee's employment ends regardless of any breach, and no extension may push it past that date.</w:t>
       </w:r>
     </w:p>
     <w:p>
@@ -1828,7 +1828,7 @@
         <w:ind w:left="720"/>
       </w:pPr>
       <w:r>
-        <w:t xml:space="preserve">Employee acknowledges that a breach of this agreement may cause Employer irreparable harm for which money damages would be inadequate. Employer may seek injunctive or other equitable relief in addition to any other remedies available at law, and the Utah Uniform Trade Secrets Act independently authorizes an injunction against actual or threatened misappropriation of trade secrets (Utah Code section 13-24-3), with exemplary damages of up to twice the compensatory award available for willful and malicious misappropriation (Utah Code section 13-24-4). The parties acknowledge that if Employer seeks arbitration or files a civil action to enforce a non-compete, healthcare non-compete, nondisclosure, or nonsolicitation covenant that is then determined unenforceable, Employer is liable for Employee's arbitration costs, attorney fees and court costs, and actual damages under Utah Code section 34-51-301; any fee-shifting between the parties is intended to be mutual and prevailing-party based and does not displace that statutory exposure.</w:t>
+        <w:t xml:space="preserve">Employee acknowledges that a breach of this agreement may cause Employer irreparable harm for which money damages would be inadequate. Employer may seek injunctive or other equitable relief in addition to any other remedies available at law, including an injunction against actual or threatened misappropriation of trade secrets under the Utah Uniform Trade Secrets Act (Utah Code section 13-24-3). Any fee-shifting between the parties is mutual and prevailing-party based.</w:t>
       </w:r>
     </w:p>
     <w:p>
@@ -1857,7 +1857,7 @@
         <w:ind w:left="720"/>
       </w:pPr>
       <w:r>
-        <w:t xml:space="preserve">If any provision of this agreement is found to be unenforceable, the remaining provisions remain in full force and effect, and each restrictive covenant is intended to be independently enforceable. The parties do not rely on judicial reformation to cure an overbroad covenant. For duration, an over-length non-compete is void, not voidable, under Utah Code section 34-51-201(1), which the parties understand to leave a court without power to trim it to a lawful term; for scope, Utah common law enforces only covenants carefully drawn to the employer's legitimate interests rather than rewriting overbroad ones (Robbins v. Finlay, 645 P.2d 623 (Utah 1982)). Each restrictive covenant in this agreement is therefore drawn no broader than necessary and is intended to be enforceable as written rather than in reliance on judicial revision.</w:t>
+        <w:t xml:space="preserve">If any provision of this agreement is found to be unenforceable, the remaining provisions remain in full force and effect, and each restrictive covenant is intended to be independently enforceable. The parties do not rely on judicial reformation to cure an overbroad covenant. Each restrictive covenant in this agreement is drawn no broader than necessary and is intended to be enforceable as written rather than in reliance on judicial revision.</w:t>
       </w:r>
     </w:p>
     <w:p>
@@ -1944,7 +1944,7 @@
         <w:ind w:left="720"/>
       </w:pPr>
       <w:r>
-        <w:t xml:space="preserve">This agreement is governed by the law listed in Cover Terms, including the Utah Post-Employment Restrictions Act, Utah Code sections 34-51-101 through 34-51-301. Disputes will be resolved in the courts of the Governing Law state, subject to non-waivable rights under applicable law. The parties acknowledge that the Act's one-year cap, void consequence, and fee-shifting reflect Utah public policy and that a choice of another state's law may not displace them for a Utah workforce.</w:t>
+        <w:t xml:space="preserve">This agreement is governed by the law listed in Cover Terms, including the Utah Post-Employment Restrictions Act, Utah Code sections 34-51-101 through 34-51-301. Disputes will be resolved in the courts of the Governing Law state, subject to non-waivable rights under applicable law. For a Utah workforce, the Act's one-year cap, void consequence, and fee-shifting are not waived or displaced by a choice of another state's law.</w:t>
       </w:r>
     </w:p>
     <w:p>
@@ -1973,7 +1973,7 @@
         <w:ind w:left="720"/>
       </w:pPr>
       <w:r>
-        <w:t xml:space="preserve">This agreement constitutes the entire agreement between the parties regarding its subject matter and supersedes all prior agreements, understandings, and negotiations on this subject. This agreement may be amended only in writing signed by both parties. The parties acknowledge that because the Post-Employment Restrictions Act attaches based on when an agreement is entered, a renewal or amendment that re-executes the covenants may bring them under the regime in force on that date, including the healthcare-worker and veterinarian bans for agreements entered on or after May 6, 2026. A party's failure to enforce any provision does not waive that party's right to enforce it later. This agreement may be executed in counterparts, including by electronic signature, each of which is an original.</w:t>
+        <w:t xml:space="preserve">This agreement constitutes the entire agreement between the parties regarding its subject matter and supersedes all prior agreements, understandings, and negotiations on this subject. This agreement may be amended only in writing signed by both parties. A party's failure to enforce any provision does not waive that party's right to enforce it later. This agreement may be executed in counterparts, including by electronic signature, each of which is an original.</w:t>
       </w:r>
     </w:p>
     <w:p>

--- a/templates/openagreements-cc-by-4.0/openagreements-restrictive-covenant-utah/template.fill.docx
+++ b/templates/openagreements-cc-by-4.0/openagreements-restrictive-covenant-utah/template.fill.docx
@@ -1176,7 +1176,7 @@
         <w:t xml:space="preserve">“Competitive Business”</w:t>
       </w:r>
       <w:r>
-        <w:t xml:space="preserve"> means the business activities described in Cover Terms under Competitive Business, limited to providing a product, process, or service that is similar to Employer's product, process, or service, consistent with Utah Code section 34-51-102(8)(a).</w:t>
+        <w:t xml:space="preserve"> means the business activities described in Cover Terms under Competitive Business, limited to providing a product, process, or service that is similar to Employer's product, process, or service.</w:t>
       </w:r>
     </w:p>
     <w:p>
@@ -1308,7 +1308,7 @@
         <w:t xml:space="preserve">“Protected Interests”</w:t>
       </w:r>
       <w:r>
-        <w:t xml:space="preserve"> means Employer's legitimate business interests in its Confidential Information and trade secrets, its goodwill, and any extraordinary training Employer provided to Employee, which Utah common law recognizes as the interests a carefully drawn covenant may protect rather than ordinary competition.</w:t>
+        <w:t xml:space="preserve"> means Employer's Confidential Information and Trade Secrets, its goodwill, and any extraordinary training Employer provided to Employee.</w:t>
       </w:r>
     </w:p>
     <w:p>
@@ -1329,7 +1329,7 @@
         <w:t xml:space="preserve">“Restricted Period”</w:t>
       </w:r>
       <w:r>
-        <w:t xml:space="preserve"> means the duration specified in Cover Terms for each covenant, beginning on the day on which Employee is no longer employed by Employer for any reason. For the non-competition covenant, the Restricted Period may not exceed one year from that day, and any longer term is void under Utah Code section 34-51-201(1).</w:t>
+        <w:t xml:space="preserve"> means the duration specified in Cover Terms for each covenant, beginning on the day on which Employee is no longer employed by Employer for any reason. For the non-competition covenant, the Restricted Period may not exceed one year from that day.</w:t>
       </w:r>
     </w:p>
     <w:p>
@@ -1392,7 +1392,7 @@
         <w:t xml:space="preserve">“Trade Secrets”</w:t>
       </w:r>
       <w:r>
-        <w:t xml:space="preserve"> has the meaning given in the Utah Uniform Trade Secrets Act, Utah Code section 13-24-2(4): information that derives independent economic value from not being generally known or readily ascertainable and that is the subject of efforts reasonable under the circumstances to maintain its secrecy.</w:t>
+        <w:t xml:space="preserve"> has the meaning given in the Utah Uniform Trade Secrets Act: information that derives independent economic value from not being generally known or readily ascertainable and that is the subject of efforts reasonable under the circumstances to maintain its secrecy.</w:t>
       </w:r>
     </w:p>
     <w:p>
@@ -1411,7 +1411,7 @@
           <w:b/>
           <w:bCs/>
         </w:rPr>
-        <w:t xml:space="preserve">Recitals and Legitimate Business Interests</w:t>
+        <w:t xml:space="preserve">Recitals and Protected Interests</w:t>
       </w:r>
     </w:p>
     <w:p>
@@ -1421,7 +1421,7 @@
         <w:ind w:left="720"/>
       </w:pPr>
       <w:r>
-        <w:t xml:space="preserve">Employer and Employee acknowledge that each restrictive covenant in this agreement is carefully drawn to protect one or more of Employer's Protected Interests and not to shield Employer from ordinary competition. To the extent any covenant is a non-compete, the parties intend it to be supported by consideration, negotiated in good faith, no broader than necessary to protect the goodwill of the business, and reasonable in its restrictions as to time and area.</w:t>
+        <w:t xml:space="preserve">Employer and Employee acknowledge that each restrictive covenant in this agreement is carefully limited to protect one or more of Employer's Protected Interests and not to shield Employer from ordinary competition. To the extent any covenant is a non-compete, the parties intend it to be supported by consideration, negotiated in good faith, limited to the scope needed to protect the goodwill of the business, and reasonable in its restrictions as to time and area.</w:t>
       </w:r>
     </w:p>
     <w:p>
@@ -1450,7 +1450,7 @@
         <w:ind w:left="720"/>
       </w:pPr>
       <w:r>
-        <w:t xml:space="preserve">This agreement is effective as of the Effective Date listed in Cover Terms. Employer and Employee agree that the offer of employment, including continued at-will employment, is sufficient consideration for the restrictive covenants, and that the terms of this agreement are not rendered unenforceable merely because they are harsh or the parties' obligations are unequal. Employer has given Employee a genuine opportunity to review this agreement and to consult with an attorney before signing, and confirms that it has not used a quick hire-and-fire to bind Employee to the covenants.</w:t>
+        <w:t xml:space="preserve">This agreement is effective as of the Effective Date listed in Cover Terms. Employer and Employee agree that the offer of employment, including continued at-will employment, is sufficient consideration for the restrictive covenants. Employer has given Employee a genuine opportunity to review this agreement and to consult with an attorney before signing.</w:t>
       </w:r>
     </w:p>
     <w:p>
@@ -1571,7 +1571,7 @@
         <w:ind w:left="720"/>
       </w:pPr>
       <w:r>
-        <w:t xml:space="preserve">During the Restricted Period, Employee must not Solicit, recruit, hire, or attempt to hire any Covered Employee. This restriction does not prohibit Employee from providing a professional reference upon request or from hiring a person who responds to a general advertisement not directed specifically at Employer's employees. This covenant is drawn no broader than necessary to protect Employer's Protected Interests.</w:t>
+        <w:t xml:space="preserve">During the Restricted Period, Employee must not Solicit, recruit, hire, or attempt to hire any Covered Employee. This restriction does not prohibit Employee from providing a professional reference upon request or from hiring a person who responds to a general advertisement not directed specifically at Employer's employees. This covenant is limited to the scope needed to protect Employer's Protected Interests.</w:t>
       </w:r>
     </w:p>
     <w:p>
@@ -1649,7 +1649,7 @@
         <w:ind w:left="720"/>
       </w:pPr>
       <w:r>
-        <w:t xml:space="preserve">During the Restricted Period, Employee must not engage in, be employed by, consult for, or have an active ownership interest in any Competitive Business within the Restricted Territory. The Restricted Period for this covenant may not exceed one year from the day on which Employee is no longer employed by Employer. This covenant is drawn no broader than necessary to protect Employer's Protected Interests. Passive Public Holdings are permitted. This covenant does not apply to a healthcare worker as a healthcare non-compete agreement, and does not apply to a veterinarian unless the veterinarian holds at least a five percent ownership interest in the business (Utah Code section 34-51-201(1)(b), (3)).</w:t>
+        <w:t xml:space="preserve">During the Restricted Period, Employee must not engage in, be employed by, consult for, or have an active ownership interest in any Competitive Business within the Restricted Territory. The Restricted Period for this covenant may not exceed one year from the day on which Employee is no longer employed by Employer. This covenant is limited to the scope needed to protect Employer's Protected Interests. Passive Public Holdings are permitted. This covenant does not apply to a healthcare worker as a healthcare non-compete agreement, and does not apply to a veterinarian unless the veterinarian holds at least a five percent ownership interest in the business.</w:t>
       </w:r>
     </w:p>
     <w:p>
@@ -1702,7 +1702,7 @@
           <w:b/>
           <w:bCs/>
         </w:rPr>
-        <w:t xml:space="preserve">Utah Statutory Limits and Exemptions</w:t>
+        <w:t xml:space="preserve">Utah Limits and Exclusions</w:t>
       </w:r>
     </w:p>
     <w:p>
@@ -1712,7 +1712,7 @@
         <w:ind w:left="720"/>
       </w:pPr>
       <w:r>
-        <w:t xml:space="preserve">A post-employment non-compete under this agreement may not run more than one year from the day Employee's employment ends (Utah Code section 34-51-201(1)). The one-year cap does not apply to a covenant covered by the Act's exemptions: a reasonable severance agreement mutually and freely agreed upon in good faith at or after the time of termination, or a covenant arising out of the sale of a business where Employee receives value related to the sale; a severance agreement remains subject to common-law requirements (Utah Code section 34-51-202). Where Employer is a broadcasting company and Employee is an exempt broadcasting employee, any non-compete must sit within a written employment contract of reasonable duration and operates only where Employer terminates Employee for cause or Employee breaches the contract (Utah Code section 34-51-201(2)(a)). Employer and Employee may not enter into a healthcare non-compete agreement, may not enter into a veterinarian non-compete agreement unless the veterinarian holds at least a five percent ownership interest in the business, and may not enter into a healthcare nonsolicitation agreement that prevents a healthcare worker from informing a patient of the worker's current or future place of employment (Utah Code sections 34-51-201(1)(b), (3) and 34-51-203).</w:t>
+        <w:t xml:space="preserve">The Restricted Period for a post-employment non-compete may not exceed one year after Employee's employment ends. The one-year cap does not apply to a covenant in a reasonable severance agreement mutually and freely agreed upon in good faith at or after the time of termination, or to a covenant arising out of the sale of a business where Employee receives value related to the sale. Where Employer is a broadcasting company and Employee is an exempt broadcasting employee, any non-compete applies only if it sits within a written employment contract of reasonable duration and only where Employer terminates Employee for cause or Employee breaches the contract. A non-compete does not apply to a healthcare worker or to a veterinarian who holds less than a five percent ownership interest in Employer. No covenant prevents a healthcare worker from informing a patient of the worker's current or future place of employment.</w:t>
       </w:r>
     </w:p>
     <w:p>
@@ -1828,7 +1828,7 @@
         <w:ind w:left="720"/>
       </w:pPr>
       <w:r>
-        <w:t xml:space="preserve">Employee acknowledges that a breach of this agreement may cause Employer irreparable harm for which money damages would be inadequate. Employer may seek injunctive or other equitable relief in addition to any other remedies available at law, including an injunction against actual or threatened misappropriation of trade secrets under the Utah Uniform Trade Secrets Act (Utah Code section 13-24-3). Any fee-shifting between the parties is mutual and prevailing-party based.</w:t>
+        <w:t xml:space="preserve">Employee acknowledges that a breach of this agreement may cause Employer irreparable harm for which money damages would be inadequate. Employer may seek injunctive or other equitable relief in addition to any other remedies available at law, including an injunction against actual or threatened misappropriation of trade secrets under the Utah Uniform Trade Secrets Act. Any fee-shifting between the parties is mutual and prevailing-party based.</w:t>
       </w:r>
     </w:p>
     <w:p>
@@ -1847,7 +1847,7 @@
           <w:b/>
           <w:bCs/>
         </w:rPr>
-        <w:t xml:space="preserve">Enforceability, Severability, and Reformation</w:t>
+        <w:t xml:space="preserve">Survival and Expiration of Each Covenant</w:t>
       </w:r>
     </w:p>
     <w:p>
@@ -1857,7 +1857,7 @@
         <w:ind w:left="720"/>
       </w:pPr>
       <w:r>
-        <w:t xml:space="preserve">If any provision of this agreement is found to be unenforceable, the remaining provisions remain in full force and effect, and each restrictive covenant is intended to be independently enforceable. The parties do not rely on judicial reformation to cure an overbroad covenant. Each restrictive covenant in this agreement is drawn no broader than necessary and is intended to be enforceable as written rather than in reliance on judicial revision.</w:t>
+        <w:t xml:space="preserve">Each restrictive covenant in this agreement survives the termination of Employee's employment for the Restricted Period specified in Cover Terms, with each covenant's clock running independently. Obligations under the Confidential Information and Trade Secret Protection section survive indefinitely to the extent they relate to trade secrets. The non-competition covenant expires no later than one year after the day Employee's employment ends. All other provisions survive to the extent necessary to enforce rights that arose during employment.</w:t>
       </w:r>
     </w:p>
     <w:p>
@@ -1876,7 +1876,7 @@
           <w:b/>
           <w:bCs/>
         </w:rPr>
-        <w:t xml:space="preserve">Survival and Expiration of Each Covenant</w:t>
+        <w:t xml:space="preserve">Assignment and Successors</w:t>
       </w:r>
     </w:p>
     <w:p>
@@ -1886,7 +1886,7 @@
         <w:ind w:left="720"/>
       </w:pPr>
       <w:r>
-        <w:t xml:space="preserve">Each restrictive covenant in this agreement survives the termination of Employee's employment for the Restricted Period specified in Cover Terms, with each covenant's clock running independently. Obligations under the Confidential Information and Trade Secret Protection section survive indefinitely to the extent they relate to trade secrets. The non-competition covenant expires no later than one year after the day Employee's employment ends, consistent with Utah Code section 34-51-201(1). All other provisions survive to the extent necessary to enforce rights that arose during employment.</w:t>
+        <w:t xml:space="preserve">Employee may not assign this agreement or any rights or obligations under it. Employer may assign this agreement to any affiliate, successor, or acquirer of all or substantially all of Employer's business or assets. Any assignee takes each covenant subject to its existing duration and other limitations. This agreement is binding on and inures to the benefit of the parties and their respective heirs, successors, and permitted assigns.</w:t>
       </w:r>
     </w:p>
     <w:p>
@@ -1905,7 +1905,7 @@
           <w:b/>
           <w:bCs/>
         </w:rPr>
-        <w:t xml:space="preserve">Assignment and Successors</w:t>
+        <w:t xml:space="preserve">Governing Law, Venue, and Dispute Process</w:t>
       </w:r>
     </w:p>
     <w:p>
@@ -1915,36 +1915,7 @@
         <w:ind w:left="720"/>
       </w:pPr>
       <w:r>
-        <w:t xml:space="preserve">Employee may not assign this agreement or any rights or obligations under it. Employer may assign this agreement to any affiliate, successor, or acquirer of all or substantially all of Employer's business or assets. An assignment moves each covenant as it stands, including the non-competition covenant's one-year cap measured from Employee's separation and its reasonableness limits. This agreement is binding on and inures to the benefit of the parties and their respective heirs, successors, and permitted assigns.</w:t>
-      </w:r>
-    </w:p>
-    <w:p>
-      <w:pPr>
-        <w:pStyle w:val="OABody"/>
-        <w:keepNext/>
-        <w:numPr>
-          <w:ilvl w:val="0"/>
-          <w:numId w:val="1"/>
-        </w:numPr>
-        <w:spacing w:before="320" w:after="120" w:line="340" w:lineRule="auto"/>
-        <w:jc w:val="left"/>
-      </w:pPr>
-      <w:r>
-        <w:rPr>
-          <w:b/>
-          <w:bCs/>
-        </w:rPr>
-        <w:t xml:space="preserve">Governing Law, Venue, and Dispute Process</w:t>
-      </w:r>
-    </w:p>
-    <w:p>
-      <w:pPr>
-        <w:pStyle w:val="OABody"/>
-        <w:spacing w:before="0" w:after="120" w:line="340" w:lineRule="auto"/>
-        <w:ind w:left="720"/>
-      </w:pPr>
-      <w:r>
-        <w:t xml:space="preserve">This agreement is governed by the law listed in Cover Terms, including the Utah Post-Employment Restrictions Act, Utah Code sections 34-51-101 through 34-51-301. Disputes will be resolved in the courts of the Governing Law state, subject to non-waivable rights under applicable law. For a Utah workforce, the Act's one-year cap, void consequence, and fee-shifting are not waived or displaced by a choice of another state's law.</w:t>
+        <w:t xml:space="preserve">For an Employee based in Utah, this agreement is governed by Utah law, and disputes will be resolved in Utah courts, subject to non-waivable rights under applicable law.</w:t>
       </w:r>
     </w:p>
     <w:p>

--- a/templates/openagreements-cc-by-4.0/openagreements-restrictive-covenant-utah/template.fill.docx
+++ b/templates/openagreements-cc-by-4.0/openagreements-restrictive-covenant-utah/template.fill.docx
@@ -1421,7 +1421,7 @@
         <w:ind w:left="720"/>
       </w:pPr>
       <w:r>
-        <w:t xml:space="preserve">Employer and Employee acknowledge that each restrictive covenant in this agreement is carefully limited to protect one or more of Employer's Protected Interests and not to shield Employer from ordinary competition. To the extent any covenant is a non-compete, the parties intend it to be supported by consideration, negotiated in good faith, limited to the scope needed to protect the goodwill of the business, and reasonable in its restrictions as to time and area.</w:t>
+        <w:t xml:space="preserve">Employer and Employee acknowledge that each restrictive covenant in this agreement is carefully limited to protect one or more of Employer's Protected Interests and not to shield Employer from ordinary competition. To the extent any covenant is a non-compete, the parties intend it to be supported by consideration, negotiated in good faith, no broader than necessary to protect the goodwill of the business, and reasonable in its restrictions as to time and area.</w:t>
       </w:r>
     </w:p>
     <w:p>
@@ -1571,7 +1571,7 @@
         <w:ind w:left="720"/>
       </w:pPr>
       <w:r>
-        <w:t xml:space="preserve">During the Restricted Period, Employee must not Solicit, recruit, hire, or attempt to hire any Covered Employee. This restriction does not prohibit Employee from providing a professional reference upon request or from hiring a person who responds to a general advertisement not directed specifically at Employer's employees. This covenant is limited to the scope needed to protect Employer's Protected Interests.</w:t>
+        <w:t xml:space="preserve">During the Restricted Period, Employee must not Solicit, recruit, hire, or attempt to hire any Covered Employee. This restriction does not prohibit Employee from providing a professional reference upon request or from hiring a person who responds to a general advertisement not directed specifically at Employer's employees. This covenant is drawn no broader than necessary to protect Employer's Protected Interests.</w:t>
       </w:r>
     </w:p>
     <w:p>
@@ -1649,7 +1649,7 @@
         <w:ind w:left="720"/>
       </w:pPr>
       <w:r>
-        <w:t xml:space="preserve">During the Restricted Period, Employee must not engage in, be employed by, consult for, or have an active ownership interest in any Competitive Business within the Restricted Territory. The Restricted Period for this covenant may not exceed one year from the day on which Employee is no longer employed by Employer. This covenant is limited to the scope needed to protect Employer's Protected Interests. Passive Public Holdings are permitted. This covenant does not apply to a healthcare worker as a healthcare non-compete agreement, and does not apply to a veterinarian unless the veterinarian holds at least a five percent ownership interest in the business.</w:t>
+        <w:t xml:space="preserve">During the Restricted Period, Employee must not engage in, be employed by, consult for, or have an active ownership interest in any Competitive Business within the Restricted Territory. The Restricted Period for this covenant may not exceed one year from the day on which Employee is no longer employed by Employer. This covenant is drawn no broader than necessary to protect Employer's Protected Interests. Passive Public Holdings are permitted. This covenant does not apply to a healthcare worker as a healthcare non-compete agreement, and does not apply to a veterinarian unless the veterinarian holds at least a five percent ownership interest in the business.</w:t>
       </w:r>
     </w:p>
     <w:p>
@@ -1857,7 +1857,7 @@
         <w:ind w:left="720"/>
       </w:pPr>
       <w:r>
-        <w:t xml:space="preserve">Each restrictive covenant in this agreement survives the termination of Employee's employment for the Restricted Period specified in Cover Terms, with each covenant's clock running independently. Obligations under the Confidential Information and Trade Secret Protection section survive indefinitely to the extent they relate to trade secrets. The non-competition covenant expires no later than one year after the day Employee's employment ends. All other provisions survive to the extent necessary to enforce rights that arose during employment.</w:t>
+        <w:t xml:space="preserve">Each restrictive covenant in this agreement survives the termination of Employee's employment for the Restricted Period specified in Cover Terms, with each covenant's clock running independently. Obligations under the Confidential Information and Trade Secret Protection section survive for the Trade Secrets Duration specified in Cover Terms to the extent they relate to trade secrets, and for the Other Confidential Information Duration specified in Cover Terms for other Confidential Information. The non-competition covenant expires no later than one year after the day Employee's employment ends. All other provisions survive to the extent necessary to enforce rights that arose during employment.</w:t>
       </w:r>
     </w:p>
     <w:p>

--- a/templates/openagreements-cc-by-4.0/openagreements-restrictive-covenant-utah/template.fill.docx
+++ b/templates/openagreements-cc-by-4.0/openagreements-restrictive-covenant-utah/template.fill.docx
@@ -2996,169 +2996,79 @@
 
 <file path=word/header1.xml><?xml version="1.0" encoding="utf-8"?>
 <w:hdr xmlns:w="http://schemas.openxmlformats.org/wordprocessingml/2006/main" xmlns:r="http://schemas.openxmlformats.org/officeDocument/2006/relationships">
-  <w:tbl>
-    <w:tblPr>
-      <w:tblW w:w="10080" w:type="dxa"/>
-      <w:tblBorders>
-        <w:top w:val="none" w:sz="0" w:space="0" w:color="auto"/>
-        <w:left w:val="none" w:sz="0" w:space="0" w:color="auto"/>
+  <w:p>
+    <w:pPr>
+      <w:pBdr>
         <w:bottom w:val="single" w:sz="8" w:space="0" w:color="107087"/>
-        <w:right w:val="none" w:sz="0" w:space="0" w:color="auto"/>
-        <w:insideH w:val="none" w:sz="0" w:space="0" w:color="auto"/>
-        <w:insideV w:val="none" w:sz="0" w:space="0" w:color="auto"/>
-      </w:tblBorders>
-      <w:tblLayout w:type="fixed"/>
-    </w:tblPr>
-    <w:tblGrid>
-      <w:gridCol w:w="10080"/>
-    </w:tblGrid>
-    <w:tr>
-      <w:tc>
-        <w:tcPr>
-          <w:tcW w:w="10080" w:type="dxa"/>
-          <w:tcBorders>
-            <w:bottom w:val="single" w:sz="8" w:space="0" w:color="107087"/>
-          </w:tcBorders>
-          <w:tcMar>
-            <w:top w:w="0" w:type="dxa"/>
-            <w:left w:w="0" w:type="dxa"/>
-            <w:bottom w:w="40" w:type="dxa"/>
-            <w:right w:w="0" w:type="dxa"/>
-          </w:tcMar>
-        </w:tcPr>
-        <w:p>
-          <w:pPr>
-            <w:spacing w:after="0"/>
-            <w:jc w:val="right"/>
-          </w:pPr>
-          <w:r>
-            <w:rPr>
-              <w:rFonts w:ascii="Arial" w:hAnsi="Arial" w:cs="Arial"/>
-              <w:b/>
-              <w:bCs/>
-              <w:caps/>
-              <w:color w:val="107087"/>
-              <w:sz w:val="18"/>
-              <w:szCs w:val="18"/>
-            </w:rPr>
-            <w:t xml:space="preserve">Cover Terms</w:t>
-          </w:r>
-        </w:p>
-      </w:tc>
-    </w:tr>
-  </w:tbl>
+      </w:pBdr>
+      <w:spacing w:after="0"/>
+      <w:jc w:val="right"/>
+    </w:pPr>
+    <w:r>
+      <w:rPr>
+        <w:rFonts w:ascii="Arial" w:hAnsi="Arial" w:cs="Arial"/>
+        <w:b/>
+        <w:bCs/>
+        <w:caps/>
+        <w:color w:val="107087"/>
+        <w:sz w:val="18"/>
+        <w:szCs w:val="18"/>
+      </w:rPr>
+      <w:t xml:space="preserve">Cover Terms</w:t>
+    </w:r>
+  </w:p>
 </w:hdr>
 </file>
 
 <file path=word/header2.xml><?xml version="1.0" encoding="utf-8"?>
 <w:hdr xmlns:w="http://schemas.openxmlformats.org/wordprocessingml/2006/main" xmlns:r="http://schemas.openxmlformats.org/officeDocument/2006/relationships">
-  <w:tbl>
-    <w:tblPr>
-      <w:tblW w:w="10080" w:type="dxa"/>
-      <w:tblBorders>
-        <w:top w:val="none" w:sz="0" w:space="0" w:color="auto"/>
-        <w:left w:val="none" w:sz="0" w:space="0" w:color="auto"/>
+  <w:p>
+    <w:pPr>
+      <w:pBdr>
         <w:bottom w:val="single" w:sz="8" w:space="0" w:color="107087"/>
-        <w:right w:val="none" w:sz="0" w:space="0" w:color="auto"/>
-        <w:insideH w:val="none" w:sz="0" w:space="0" w:color="auto"/>
-        <w:insideV w:val="none" w:sz="0" w:space="0" w:color="auto"/>
-      </w:tblBorders>
-      <w:tblLayout w:type="fixed"/>
-    </w:tblPr>
-    <w:tblGrid>
-      <w:gridCol w:w="10080"/>
-    </w:tblGrid>
-    <w:tr>
-      <w:tc>
-        <w:tcPr>
-          <w:tcW w:w="10080" w:type="dxa"/>
-          <w:tcBorders>
-            <w:bottom w:val="single" w:sz="8" w:space="0" w:color="107087"/>
-          </w:tcBorders>
-          <w:tcMar>
-            <w:top w:w="0" w:type="dxa"/>
-            <w:left w:w="0" w:type="dxa"/>
-            <w:bottom w:w="40" w:type="dxa"/>
-            <w:right w:w="0" w:type="dxa"/>
-          </w:tcMar>
-        </w:tcPr>
-        <w:p>
-          <w:pPr>
-            <w:spacing w:after="0"/>
-            <w:jc w:val="right"/>
-          </w:pPr>
-          <w:r>
-            <w:rPr>
-              <w:rFonts w:ascii="Arial" w:hAnsi="Arial" w:cs="Arial"/>
-              <w:b/>
-              <w:bCs/>
-              <w:caps/>
-              <w:color w:val="107087"/>
-              <w:sz w:val="18"/>
-              <w:szCs w:val="18"/>
-            </w:rPr>
-            <w:t xml:space="preserve">Standard Terms</w:t>
-          </w:r>
-        </w:p>
-      </w:tc>
-    </w:tr>
-  </w:tbl>
+      </w:pBdr>
+      <w:spacing w:after="0"/>
+      <w:jc w:val="right"/>
+    </w:pPr>
+    <w:r>
+      <w:rPr>
+        <w:rFonts w:ascii="Arial" w:hAnsi="Arial" w:cs="Arial"/>
+        <w:b/>
+        <w:bCs/>
+        <w:caps/>
+        <w:color w:val="107087"/>
+        <w:sz w:val="18"/>
+        <w:szCs w:val="18"/>
+      </w:rPr>
+      <w:t xml:space="preserve">Standard Terms</w:t>
+    </w:r>
+  </w:p>
 </w:hdr>
 </file>
 
 <file path=word/header3.xml><?xml version="1.0" encoding="utf-8"?>
 <w:hdr xmlns:w="http://schemas.openxmlformats.org/wordprocessingml/2006/main" xmlns:r="http://schemas.openxmlformats.org/officeDocument/2006/relationships">
-  <w:tbl>
-    <w:tblPr>
-      <w:tblW w:w="10080" w:type="dxa"/>
-      <w:tblBorders>
-        <w:top w:val="none" w:sz="0" w:space="0" w:color="auto"/>
-        <w:left w:val="none" w:sz="0" w:space="0" w:color="auto"/>
+  <w:p>
+    <w:pPr>
+      <w:pBdr>
         <w:bottom w:val="single" w:sz="8" w:space="0" w:color="107087"/>
-        <w:right w:val="none" w:sz="0" w:space="0" w:color="auto"/>
-        <w:insideH w:val="none" w:sz="0" w:space="0" w:color="auto"/>
-        <w:insideV w:val="none" w:sz="0" w:space="0" w:color="auto"/>
-      </w:tblBorders>
-      <w:tblLayout w:type="fixed"/>
-    </w:tblPr>
-    <w:tblGrid>
-      <w:gridCol w:w="10080"/>
-    </w:tblGrid>
-    <w:tr>
-      <w:tc>
-        <w:tcPr>
-          <w:tcW w:w="10080" w:type="dxa"/>
-          <w:tcBorders>
-            <w:bottom w:val="single" w:sz="8" w:space="0" w:color="107087"/>
-          </w:tcBorders>
-          <w:tcMar>
-            <w:top w:w="0" w:type="dxa"/>
-            <w:left w:w="0" w:type="dxa"/>
-            <w:bottom w:w="40" w:type="dxa"/>
-            <w:right w:w="0" w:type="dxa"/>
-          </w:tcMar>
-        </w:tcPr>
-        <w:p>
-          <w:pPr>
-            <w:spacing w:after="0"/>
-            <w:jc w:val="right"/>
-          </w:pPr>
-          <w:r>
-            <w:rPr>
-              <w:rFonts w:ascii="Arial" w:hAnsi="Arial" w:cs="Arial"/>
-              <w:b/>
-              <w:bCs/>
-              <w:caps/>
-              <w:color w:val="107087"/>
-              <w:sz w:val="18"/>
-              <w:szCs w:val="18"/>
-            </w:rPr>
-            <w:t xml:space="preserve">Signature Page</w:t>
-          </w:r>
-        </w:p>
-      </w:tc>
-    </w:tr>
-  </w:tbl>
+      </w:pBdr>
+      <w:spacing w:after="0"/>
+      <w:jc w:val="right"/>
+    </w:pPr>
+    <w:r>
+      <w:rPr>
+        <w:rFonts w:ascii="Arial" w:hAnsi="Arial" w:cs="Arial"/>
+        <w:b/>
+        <w:bCs/>
+        <w:caps/>
+        <w:color w:val="107087"/>
+        <w:sz w:val="18"/>
+        <w:szCs w:val="18"/>
+      </w:rPr>
+      <w:t xml:space="preserve">Signature Page</w:t>
+    </w:r>
+  </w:p>
 </w:hdr>
 </file>
 

--- a/templates/openagreements-cc-by-4.0/openagreements-restrictive-covenant-utah/template.fill.docx
+++ b/templates/openagreements-cc-by-4.0/openagreements-restrictive-covenant-utah/template.fill.docx
@@ -339,7 +339,7 @@
                 <w:rFonts w:ascii="Arial" w:hAnsi="Arial" w:cs="Arial"/>
                 <w:i/>
                 <w:iCs/>
-                <w:color w:val="494A4B"/>
+                <w:color w:val="1D2021"/>
                 <w:sz w:val="21"/>
                 <w:szCs w:val="21"/>
               </w:rPr>
@@ -363,7 +363,7 @@
                 <w:rFonts w:ascii="Arial" w:hAnsi="Arial" w:cs="Arial"/>
                 <w:i/>
                 <w:iCs/>
-                <w:color w:val="494A4B"/>
+                <w:color w:val="1D2021"/>
                 <w:sz w:val="21"/>
                 <w:szCs w:val="21"/>
                 <w:highlight w:val="yellow"/>
@@ -390,7 +390,7 @@
                 <w:rFonts w:ascii="Arial" w:hAnsi="Arial" w:cs="Arial"/>
                 <w:i/>
                 <w:iCs/>
-                <w:color w:val="494A4B"/>
+                <w:color w:val="1D2021"/>
                 <w:sz w:val="21"/>
                 <w:szCs w:val="21"/>
               </w:rPr>
@@ -414,7 +414,7 @@
                 <w:rFonts w:ascii="Arial" w:hAnsi="Arial" w:cs="Arial"/>
                 <w:i/>
                 <w:iCs/>
-                <w:color w:val="494A4B"/>
+                <w:color w:val="1D2021"/>
                 <w:sz w:val="21"/>
                 <w:szCs w:val="21"/>
                 <w:highlight w:val="yellow"/>
@@ -478,7 +478,7 @@
                 <w:rFonts w:ascii="Arial" w:hAnsi="Arial" w:cs="Arial"/>
                 <w:i/>
                 <w:iCs/>
-                <w:color w:val="494A4B"/>
+                <w:color w:val="1D2021"/>
                 <w:sz w:val="21"/>
                 <w:szCs w:val="21"/>
               </w:rPr>
@@ -502,7 +502,7 @@
                 <w:rFonts w:ascii="Arial" w:hAnsi="Arial" w:cs="Arial"/>
                 <w:i/>
                 <w:iCs/>
-                <w:color w:val="494A4B"/>
+                <w:color w:val="1D2021"/>
                 <w:sz w:val="21"/>
                 <w:szCs w:val="21"/>
                 <w:highlight w:val="yellow"/>
@@ -535,7 +535,7 @@
                 <w:rFonts w:ascii="Arial" w:hAnsi="Arial" w:cs="Arial"/>
                 <w:i/>
                 <w:iCs/>
-                <w:color w:val="494A4B"/>
+                <w:color w:val="1D2021"/>
                 <w:sz w:val="21"/>
                 <w:szCs w:val="21"/>
               </w:rPr>
@@ -559,7 +559,7 @@
                 <w:rFonts w:ascii="Arial" w:hAnsi="Arial" w:cs="Arial"/>
                 <w:i/>
                 <w:iCs/>
-                <w:color w:val="494A4B"/>
+                <w:color w:val="1D2021"/>
                 <w:sz w:val="21"/>
                 <w:szCs w:val="21"/>
                 <w:highlight w:val="yellow"/>
@@ -626,7 +626,7 @@
                 <w:rFonts w:ascii="Arial" w:hAnsi="Arial" w:cs="Arial"/>
                 <w:i/>
                 <w:iCs/>
-                <w:color w:val="494A4B"/>
+                <w:color w:val="1D2021"/>
                 <w:sz w:val="21"/>
                 <w:szCs w:val="21"/>
               </w:rPr>
@@ -650,7 +650,7 @@
                 <w:rFonts w:ascii="Arial" w:hAnsi="Arial" w:cs="Arial"/>
                 <w:i/>
                 <w:iCs/>
-                <w:color w:val="494A4B"/>
+                <w:color w:val="1D2021"/>
                 <w:sz w:val="21"/>
                 <w:szCs w:val="21"/>
                 <w:highlight w:val="yellow"/>
@@ -683,7 +683,7 @@
                 <w:rFonts w:ascii="Arial" w:hAnsi="Arial" w:cs="Arial"/>
                 <w:i/>
                 <w:iCs/>
-                <w:color w:val="494A4B"/>
+                <w:color w:val="1D2021"/>
                 <w:sz w:val="21"/>
                 <w:szCs w:val="21"/>
               </w:rPr>
@@ -707,7 +707,7 @@
                 <w:rFonts w:ascii="Arial" w:hAnsi="Arial" w:cs="Arial"/>
                 <w:i/>
                 <w:iCs/>
-                <w:color w:val="494A4B"/>
+                <w:color w:val="1D2021"/>
                 <w:sz w:val="21"/>
                 <w:szCs w:val="21"/>
                 <w:highlight w:val="yellow"/>
@@ -774,7 +774,7 @@
                 <w:rFonts w:ascii="Arial" w:hAnsi="Arial" w:cs="Arial"/>
                 <w:i/>
                 <w:iCs/>
-                <w:color w:val="494A4B"/>
+                <w:color w:val="1D2021"/>
                 <w:sz w:val="21"/>
                 <w:szCs w:val="21"/>
               </w:rPr>
@@ -798,7 +798,7 @@
                 <w:rFonts w:ascii="Arial" w:hAnsi="Arial" w:cs="Arial"/>
                 <w:i/>
                 <w:iCs/>
-                <w:color w:val="494A4B"/>
+                <w:color w:val="1D2021"/>
                 <w:sz w:val="21"/>
                 <w:szCs w:val="21"/>
                 <w:highlight w:val="yellow"/>
@@ -831,7 +831,7 @@
                 <w:rFonts w:ascii="Arial" w:hAnsi="Arial" w:cs="Arial"/>
                 <w:i/>
                 <w:iCs/>
-                <w:color w:val="494A4B"/>
+                <w:color w:val="1D2021"/>
                 <w:sz w:val="21"/>
                 <w:szCs w:val="21"/>
               </w:rPr>
@@ -855,7 +855,7 @@
                 <w:rFonts w:ascii="Arial" w:hAnsi="Arial" w:cs="Arial"/>
                 <w:i/>
                 <w:iCs/>
-                <w:color w:val="494A4B"/>
+                <w:color w:val="1D2021"/>
                 <w:sz w:val="21"/>
                 <w:szCs w:val="21"/>
                 <w:highlight w:val="yellow"/>
@@ -888,7 +888,7 @@
                 <w:rFonts w:ascii="Arial" w:hAnsi="Arial" w:cs="Arial"/>
                 <w:i/>
                 <w:iCs/>
-                <w:color w:val="494A4B"/>
+                <w:color w:val="1D2021"/>
                 <w:sz w:val="21"/>
                 <w:szCs w:val="21"/>
               </w:rPr>
@@ -912,7 +912,7 @@
                 <w:rFonts w:ascii="Arial" w:hAnsi="Arial" w:cs="Arial"/>
                 <w:i/>
                 <w:iCs/>
-                <w:color w:val="494A4B"/>
+                <w:color w:val="1D2021"/>
                 <w:sz w:val="21"/>
                 <w:szCs w:val="21"/>
                 <w:highlight w:val="yellow"/>
@@ -945,7 +945,7 @@
                 <w:rFonts w:ascii="Arial" w:hAnsi="Arial" w:cs="Arial"/>
                 <w:i/>
                 <w:iCs/>
-                <w:color w:val="494A4B"/>
+                <w:color w:val="1D2021"/>
                 <w:sz w:val="21"/>
                 <w:szCs w:val="21"/>
               </w:rPr>
@@ -969,7 +969,7 @@
                 <w:rFonts w:ascii="Arial" w:hAnsi="Arial" w:cs="Arial"/>
                 <w:i/>
                 <w:iCs/>
-                <w:color w:val="494A4B"/>
+                <w:color w:val="1D2021"/>
                 <w:sz w:val="21"/>
                 <w:szCs w:val="21"/>
                 <w:highlight w:val="yellow"/>
@@ -1002,7 +1002,7 @@
                 <w:rFonts w:ascii="Arial" w:hAnsi="Arial" w:cs="Arial"/>
                 <w:i/>
                 <w:iCs/>
-                <w:color w:val="494A4B"/>
+                <w:color w:val="1D2021"/>
                 <w:sz w:val="21"/>
                 <w:szCs w:val="21"/>
               </w:rPr>
@@ -1026,7 +1026,7 @@
                 <w:rFonts w:ascii="Arial" w:hAnsi="Arial" w:cs="Arial"/>
                 <w:i/>
                 <w:iCs/>
-                <w:color w:val="494A4B"/>
+                <w:color w:val="1D2021"/>
                 <w:sz w:val="21"/>
                 <w:szCs w:val="21"/>
                 <w:highlight w:val="yellow"/>
@@ -1084,7 +1084,7 @@
                 <w:rFonts w:ascii="Arial" w:hAnsi="Arial" w:cs="Arial"/>
                 <w:i/>
                 <w:iCs/>
-                <w:color w:val="494A4B"/>
+                <w:color w:val="1D2021"/>
                 <w:sz w:val="21"/>
                 <w:szCs w:val="21"/>
               </w:rPr>
@@ -1108,7 +1108,7 @@
                 <w:rFonts w:ascii="Arial" w:hAnsi="Arial" w:cs="Arial"/>
                 <w:i/>
                 <w:iCs/>
-                <w:color w:val="494A4B"/>
+                <w:color w:val="1D2021"/>
                 <w:sz w:val="21"/>
                 <w:szCs w:val="21"/>
                 <w:highlight w:val="yellow"/>

--- a/templates/openagreements-cc-by-4.0/openagreements-restrictive-covenant-utah/template.fill.docx
+++ b/templates/openagreements-cc-by-4.0/openagreements-restrictive-covenant-utah/template.fill.docx
@@ -1176,7 +1176,7 @@
         <w:t xml:space="preserve">“Competitive Business”</w:t>
       </w:r>
       <w:r>
-        <w:t xml:space="preserve"> means the business activities described in Cover Terms under Competitive Business, limited to providing a product, process, or service that is similar to Employer's product, process, or service.</w:t>
+        <w:t xml:space="preserve"> means a person or entity that engages in the business activities described in Cover Terms under Competitive Business, limited to providing a product, process, or service that is similar to Employer's product, process, or service.</w:t>
       </w:r>
     </w:p>
     <w:p>
